--- a/Zadanie 1/Raport_zadanie_1.docx
+++ b/Zadanie 1/Raport_zadanie_1.docx
@@ -8,145 +8,350 @@
         <w:rPr>
           <w:b/>
           <w:bCs/>
+          <w:lang w:val="pl-PL"/>
         </w:rPr>
       </w:pPr>
       <w:r>
         <w:rPr>
           <w:b/>
           <w:bCs/>
+          <w:lang w:val="pl-PL"/>
         </w:rPr>
         <w:t>Wirtualny system IoT do monitorowania temperatury</w:t>
       </w:r>
     </w:p>
     <w:p>
-      <w:proofErr w:type="spellStart"/>
+      <w:pPr>
+        <w:rPr>
+          <w:lang w:val="pl-PL"/>
+        </w:rPr>
+      </w:pPr>
       <w:r>
-        <w:t>Zadanie</w:t>
-      </w:r>
-      <w:proofErr w:type="spellEnd"/>
-      <w:r>
-        <w:t xml:space="preserve"> 1</w:t>
+        <w:rPr>
+          <w:lang w:val="pl-PL"/>
+        </w:rPr>
+        <w:t>Zadanie 1</w:t>
       </w:r>
     </w:p>
     <w:p>
-      <w:proofErr w:type="spellStart"/>
+      <w:pPr>
+        <w:rPr>
+          <w:lang w:val="pl-PL"/>
+        </w:rPr>
+      </w:pPr>
       <w:r>
-        <w:t>Imię</w:t>
-      </w:r>
-      <w:proofErr w:type="spellEnd"/>
-      <w:r>
-        <w:t xml:space="preserve"> </w:t>
-      </w:r>
-      <w:proofErr w:type="spellStart"/>
-      <w:r>
-        <w:t>i</w:t>
-      </w:r>
-      <w:proofErr w:type="spellEnd"/>
-      <w:r>
-        <w:t xml:space="preserve"> </w:t>
-      </w:r>
-      <w:proofErr w:type="spellStart"/>
-      <w:r>
-        <w:t>nazwisko</w:t>
-      </w:r>
-      <w:proofErr w:type="spellEnd"/>
-      <w:r>
-        <w:t xml:space="preserve">: </w:t>
+        <w:rPr>
+          <w:lang w:val="pl-PL"/>
+        </w:rPr>
+        <w:t xml:space="preserve">Imię i nazwisko: </w:t>
       </w:r>
       <w:r>
+        <w:rPr>
+          <w:lang w:val="pl-PL"/>
+        </w:rPr>
         <w:t>Krzysztof Kata</w:t>
       </w:r>
     </w:p>
     <w:p>
+      <w:pPr>
+        <w:rPr>
+          <w:lang w:val="pl-PL"/>
+        </w:rPr>
+      </w:pPr>
       <w:r>
+        <w:rPr>
+          <w:lang w:val="pl-PL"/>
+        </w:rPr>
         <w:t xml:space="preserve">Data: </w:t>
       </w:r>
       <w:r>
+        <w:rPr>
+          <w:lang w:val="pl-PL"/>
+        </w:rPr>
         <w:t>16.10.2026 r.</w:t>
       </w:r>
     </w:p>
     <w:p>
       <w:pPr>
         <w:pStyle w:val="Nagwek1"/>
+        <w:rPr>
+          <w:lang w:val="pl-PL"/>
+        </w:rPr>
       </w:pPr>
       <w:r>
-        <w:t xml:space="preserve">Cel </w:t>
-      </w:r>
-      <w:proofErr w:type="spellStart"/>
-      <w:r>
-        <w:t>i</w:t>
-      </w:r>
-      <w:proofErr w:type="spellEnd"/>
-      <w:r>
-        <w:t xml:space="preserve"> </w:t>
-      </w:r>
-      <w:proofErr w:type="spellStart"/>
-      <w:r>
-        <w:t>architektura</w:t>
-      </w:r>
-      <w:proofErr w:type="spellEnd"/>
-      <w:r>
-        <w:t xml:space="preserve"> </w:t>
-      </w:r>
-      <w:proofErr w:type="spellStart"/>
-      <w:r>
-        <w:t>systemu</w:t>
-      </w:r>
-      <w:proofErr w:type="spellEnd"/>
-    </w:p>
-    <w:p>
-      <w:r>
-        <w:t xml:space="preserve">Celem </w:t>
-      </w:r>
-      <w:proofErr w:type="spellStart"/>
-      <w:r>
-        <w:t>zadania</w:t>
-      </w:r>
-      <w:proofErr w:type="spellEnd"/>
-      <w:r>
-        <w:t xml:space="preserve"> jest </w:t>
-      </w:r>
-      <w:proofErr w:type="spellStart"/>
-      <w:r>
-        <w:t>symulacja</w:t>
-      </w:r>
-      <w:proofErr w:type="spellEnd"/>
-      <w:r>
-        <w:t xml:space="preserve"> czujnika temperatury, przesyłanie pomiarów do chmury oraz ich wizualizacja. System zawiera jeden wirtualny czujnik i jeden wykres. Po przekroczeniu 28°C program wyświetla komunikat ostrzegawczy w terminalu.</w:t>
+        <w:rPr>
+          <w:lang w:val="pl-PL"/>
+        </w:rPr>
+        <w:t>Cel i architektura systemu</w:t>
       </w:r>
     </w:p>
     <w:p>
+      <w:pPr>
+        <w:rPr>
+          <w:lang w:val="pl-PL"/>
+        </w:rPr>
+      </w:pPr>
+      <w:r>
+        <w:rPr>
+          <w:lang w:val="pl-PL"/>
+        </w:rPr>
+        <w:t>Celem zadania jest symulacja czujnika temperatury, przesyłanie pomiarów do chmury oraz ich wizualizacja. System zawiera jeden wirtualny czujnik i jeden wykres. Po przekroczeniu 28°C program wyświetla komunikat ostrzegawczy w terminalu.</w:t>
+      </w:r>
+    </w:p>
+    <w:p>
+      <w:pPr>
+        <w:rPr>
+          <w:lang w:val="pl-PL"/>
+        </w:rPr>
+      </w:pPr>
       <w:r>
         <w:rPr>
           <w:b/>
+          <w:lang w:val="pl-PL"/>
         </w:rPr>
-        <w:t>Python → żądanie HTTP POST przez HTTPS → ThingSpeak → wykres temperatury</w:t>
+        <w:t xml:space="preserve">Python </w:t>
+      </w:r>
+      <w:r>
+        <w:rPr>
+          <w:b/>
+          <w:lang w:val="pl-PL"/>
+        </w:rPr>
+        <w:t xml:space="preserve">-&gt; </w:t>
+      </w:r>
+      <w:r>
+        <w:rPr>
+          <w:b/>
+          <w:lang w:val="pl-PL"/>
+        </w:rPr>
+        <w:t xml:space="preserve">żądanie HTTP POST przez HTTPS </w:t>
+      </w:r>
+      <w:r>
+        <w:rPr>
+          <w:b/>
+          <w:lang w:val="pl-PL"/>
+        </w:rPr>
+        <w:t>-&gt;</w:t>
+      </w:r>
+      <w:r>
+        <w:rPr>
+          <w:b/>
+          <w:lang w:val="pl-PL"/>
+        </w:rPr>
+        <w:t xml:space="preserve"> ThingSpeak </w:t>
+      </w:r>
+      <w:r>
+        <w:rPr>
+          <w:b/>
+          <w:lang w:val="pl-PL"/>
+        </w:rPr>
+        <w:t>-&gt;</w:t>
+      </w:r>
+      <w:r>
+        <w:rPr>
+          <w:b/>
+          <w:lang w:val="pl-PL"/>
+        </w:rPr>
+        <w:t xml:space="preserve"> wykres temperatury</w:t>
       </w:r>
     </w:p>
     <w:p>
       <w:pPr>
         <w:pStyle w:val="Nagwek1"/>
+        <w:rPr>
+          <w:lang w:val="pl-PL"/>
+        </w:rPr>
       </w:pPr>
       <w:r>
+        <w:rPr>
+          <w:lang w:val="pl-PL"/>
+        </w:rPr>
         <w:t>Użyte narzędzia i konfiguracja</w:t>
       </w:r>
     </w:p>
     <w:p>
+      <w:pPr>
+        <w:rPr>
+          <w:lang w:val="pl-PL"/>
+        </w:rPr>
+      </w:pPr>
       <w:r>
+        <w:rPr>
+          <w:lang w:val="pl-PL"/>
+        </w:rPr>
         <w:t>Python generuje losowe temperatury całkowite od 20 do 30°C. Biblioteka requests wysyła dane do API ThingSpeak, a time wprowadza 20 sekund przerwy między kolejnymi cyklami. W ThingSpeak utworzono kanał z polem Field 1 o nazwie Temperatura. Zapis jest autoryzowany kluczem Write API Key, a wykres znajduje się w zakładce Private View.</w:t>
       </w:r>
     </w:p>
     <w:p>
       <w:pPr>
         <w:pStyle w:val="Nagwek1"/>
+        <w:rPr>
+          <w:lang w:val="pl-PL"/>
+        </w:rPr>
       </w:pPr>
       <w:r>
+        <w:rPr>
+          <w:lang w:val="pl-PL"/>
+        </w:rPr>
         <w:t>Fragment kodu symulującego urządzenie</w:t>
       </w:r>
     </w:p>
     <w:p>
+      <w:pPr>
+        <w:rPr>
+          <w:lang w:val="pl-PL"/>
+        </w:rPr>
+      </w:pPr>
       <w:r>
-        <w:t>Poniższy fragment przedstawia generowanie pomiaru, alert oraz wysłanie danych. Klucz API zastąpiono symbolem zastępczym.</w:t>
+        <w:rPr>
+          <w:lang w:val="pl-PL"/>
+        </w:rPr>
+        <w:t>Poniższy fragment przedstawia generowanie pomiaru, alert oraz wysłanie danych.</w:t>
+      </w:r>
+    </w:p>
+    <w:p>
+      <w:pPr>
+        <w:rPr>
+          <w:rFonts w:ascii="Consolas" w:hAnsi="Consolas"/>
+          <w:sz w:val="18"/>
+          <w:highlight w:val="darkGray"/>
+        </w:rPr>
+      </w:pPr>
+      <w:r>
+        <w:rPr>
+          <w:rFonts w:ascii="Consolas" w:hAnsi="Consolas"/>
+          <w:sz w:val="18"/>
+          <w:highlight w:val="darkGray"/>
+        </w:rPr>
+        <w:t>import random</w:t>
+      </w:r>
+    </w:p>
+    <w:p>
+      <w:pPr>
+        <w:rPr>
+          <w:rFonts w:ascii="Consolas" w:hAnsi="Consolas"/>
+          <w:sz w:val="18"/>
+          <w:highlight w:val="darkGray"/>
+        </w:rPr>
+      </w:pPr>
+      <w:r>
+        <w:rPr>
+          <w:rFonts w:ascii="Consolas" w:hAnsi="Consolas"/>
+          <w:sz w:val="18"/>
+          <w:highlight w:val="darkGray"/>
+        </w:rPr>
+        <w:t>import time</w:t>
+      </w:r>
+    </w:p>
+    <w:p>
+      <w:pPr>
+        <w:rPr>
+          <w:rFonts w:ascii="Consolas" w:hAnsi="Consolas"/>
+          <w:sz w:val="18"/>
+          <w:highlight w:val="darkGray"/>
+        </w:rPr>
+      </w:pPr>
+      <w:r>
+        <w:rPr>
+          <w:rFonts w:ascii="Consolas" w:hAnsi="Consolas"/>
+          <w:sz w:val="18"/>
+          <w:highlight w:val="darkGray"/>
+        </w:rPr>
+        <w:t>import requests</w:t>
+      </w:r>
+    </w:p>
+    <w:p>
+      <w:pPr>
+        <w:rPr>
+          <w:rFonts w:ascii="Consolas" w:hAnsi="Consolas"/>
+          <w:sz w:val="18"/>
+          <w:highlight w:val="darkGray"/>
+        </w:rPr>
+      </w:pPr>
+      <w:r>
+        <w:rPr>
+          <w:rFonts w:ascii="Consolas" w:hAnsi="Consolas"/>
+          <w:sz w:val="18"/>
+          <w:highlight w:val="darkGray"/>
+        </w:rPr>
+        <w:t>API_KEY = "LA2JCIVH1350IDNC"</w:t>
+      </w:r>
+    </w:p>
+    <w:p>
+      <w:pPr>
+        <w:rPr>
+          <w:rFonts w:ascii="Consolas" w:hAnsi="Consolas"/>
+          <w:sz w:val="18"/>
+          <w:highlight w:val="darkGray"/>
+        </w:rPr>
+      </w:pPr>
+      <w:r>
+        <w:rPr>
+          <w:rFonts w:ascii="Consolas" w:hAnsi="Consolas"/>
+          <w:sz w:val="18"/>
+          <w:highlight w:val="darkGray"/>
+        </w:rPr>
+        <w:t>while True:</w:t>
+      </w:r>
+    </w:p>
+    <w:p>
+      <w:pPr>
+        <w:rPr>
+          <w:rFonts w:ascii="Consolas" w:hAnsi="Consolas"/>
+          <w:sz w:val="18"/>
+          <w:highlight w:val="darkGray"/>
+        </w:rPr>
+      </w:pPr>
+      <w:r>
+        <w:rPr>
+          <w:rFonts w:ascii="Consolas" w:hAnsi="Consolas"/>
+          <w:sz w:val="18"/>
+          <w:highlight w:val="darkGray"/>
+        </w:rPr>
+        <w:t>    temperatura = random.randint(20, 30)</w:t>
+      </w:r>
+    </w:p>
+    <w:p>
+      <w:pPr>
+        <w:rPr>
+          <w:rFonts w:ascii="Consolas" w:hAnsi="Consolas"/>
+          <w:sz w:val="18"/>
+          <w:highlight w:val="darkGray"/>
+        </w:rPr>
+      </w:pPr>
+      <w:r>
+        <w:rPr>
+          <w:rFonts w:ascii="Consolas" w:hAnsi="Consolas"/>
+          <w:sz w:val="18"/>
+          <w:highlight w:val="darkGray"/>
+        </w:rPr>
+        <w:t>    print(f"Temperatura: {temperatura} °C")</w:t>
+      </w:r>
+    </w:p>
+    <w:p>
+      <w:pPr>
+        <w:rPr>
+          <w:rFonts w:ascii="Consolas" w:hAnsi="Consolas"/>
+          <w:sz w:val="18"/>
+          <w:highlight w:val="darkGray"/>
+          <w:lang w:val="pl-PL"/>
+        </w:rPr>
+      </w:pPr>
+      <w:r>
+        <w:rPr>
+          <w:rFonts w:ascii="Consolas" w:hAnsi="Consolas"/>
+          <w:sz w:val="18"/>
+          <w:highlight w:val="darkGray"/>
+        </w:rPr>
+        <w:t xml:space="preserve">    </w:t>
+      </w:r>
+      <w:r>
+        <w:rPr>
+          <w:rFonts w:ascii="Consolas" w:hAnsi="Consolas"/>
+          <w:sz w:val="18"/>
+          <w:highlight w:val="darkGray"/>
+          <w:lang w:val="pl-PL"/>
+        </w:rPr>
+        <w:t>if temperatura &gt; 28:</w:t>
       </w:r>
     </w:p>
     <w:p>
@@ -165,127 +370,7 @@
           <w:highlight w:val="darkGray"/>
           <w:lang w:val="pl-PL"/>
         </w:rPr>
-        <w:t xml:space="preserve">import </w:t>
-      </w:r>
-      <w:proofErr w:type="spellStart"/>
-      <w:r>
-        <w:rPr>
-          <w:rFonts w:ascii="Consolas" w:hAnsi="Consolas"/>
-          <w:sz w:val="18"/>
-          <w:highlight w:val="darkGray"/>
-          <w:lang w:val="pl-PL"/>
-        </w:rPr>
-        <w:t>random</w:t>
-      </w:r>
-      <w:proofErr w:type="spellEnd"/>
-    </w:p>
-    <w:p>
-      <w:pPr>
-        <w:rPr>
-          <w:rFonts w:ascii="Consolas" w:hAnsi="Consolas"/>
-          <w:sz w:val="18"/>
-          <w:highlight w:val="darkGray"/>
-          <w:lang w:val="pl-PL"/>
-        </w:rPr>
-      </w:pPr>
-      <w:r>
-        <w:rPr>
-          <w:rFonts w:ascii="Consolas" w:hAnsi="Consolas"/>
-          <w:sz w:val="18"/>
-          <w:highlight w:val="darkGray"/>
-          <w:lang w:val="pl-PL"/>
-        </w:rPr>
-        <w:t xml:space="preserve">import </w:t>
-      </w:r>
-      <w:proofErr w:type="spellStart"/>
-      <w:r>
-        <w:rPr>
-          <w:rFonts w:ascii="Consolas" w:hAnsi="Consolas"/>
-          <w:sz w:val="18"/>
-          <w:highlight w:val="darkGray"/>
-          <w:lang w:val="pl-PL"/>
-        </w:rPr>
-        <w:t>time</w:t>
-      </w:r>
-      <w:proofErr w:type="spellEnd"/>
-    </w:p>
-    <w:p>
-      <w:pPr>
-        <w:rPr>
-          <w:rFonts w:ascii="Consolas" w:hAnsi="Consolas"/>
-          <w:sz w:val="18"/>
-          <w:highlight w:val="darkGray"/>
-          <w:lang w:val="pl-PL"/>
-        </w:rPr>
-      </w:pPr>
-      <w:r>
-        <w:rPr>
-          <w:rFonts w:ascii="Consolas" w:hAnsi="Consolas"/>
-          <w:sz w:val="18"/>
-          <w:highlight w:val="darkGray"/>
-          <w:lang w:val="pl-PL"/>
-        </w:rPr>
-        <w:t xml:space="preserve">import </w:t>
-      </w:r>
-      <w:proofErr w:type="spellStart"/>
-      <w:r>
-        <w:rPr>
-          <w:rFonts w:ascii="Consolas" w:hAnsi="Consolas"/>
-          <w:sz w:val="18"/>
-          <w:highlight w:val="darkGray"/>
-          <w:lang w:val="pl-PL"/>
-        </w:rPr>
-        <w:t>requests</w:t>
-      </w:r>
-      <w:proofErr w:type="spellEnd"/>
-    </w:p>
-    <w:p>
-      <w:pPr>
-        <w:rPr>
-          <w:rFonts w:ascii="Consolas" w:hAnsi="Consolas"/>
-          <w:sz w:val="18"/>
-          <w:highlight w:val="darkGray"/>
-          <w:lang w:val="pl-PL"/>
-        </w:rPr>
-      </w:pPr>
-      <w:r>
-        <w:rPr>
-          <w:rFonts w:ascii="Consolas" w:hAnsi="Consolas"/>
-          <w:sz w:val="18"/>
-          <w:highlight w:val="darkGray"/>
-          <w:lang w:val="pl-PL"/>
-        </w:rPr>
-        <w:t>API_KEY = "LA2JCIVH1350IDNC"</w:t>
-      </w:r>
-    </w:p>
-    <w:p>
-      <w:pPr>
-        <w:rPr>
-          <w:rFonts w:ascii="Consolas" w:hAnsi="Consolas"/>
-          <w:sz w:val="18"/>
-          <w:highlight w:val="darkGray"/>
-          <w:lang w:val="pl-PL"/>
-        </w:rPr>
-      </w:pPr>
-      <w:proofErr w:type="spellStart"/>
-      <w:r>
-        <w:rPr>
-          <w:rFonts w:ascii="Consolas" w:hAnsi="Consolas"/>
-          <w:sz w:val="18"/>
-          <w:highlight w:val="darkGray"/>
-          <w:lang w:val="pl-PL"/>
-        </w:rPr>
-        <w:t>while</w:t>
-      </w:r>
-      <w:proofErr w:type="spellEnd"/>
-      <w:r>
-        <w:rPr>
-          <w:rFonts w:ascii="Consolas" w:hAnsi="Consolas"/>
-          <w:sz w:val="18"/>
-          <w:highlight w:val="darkGray"/>
-          <w:lang w:val="pl-PL"/>
-        </w:rPr>
-        <w:t xml:space="preserve"> True:</w:t>
+        <w:t>        print("Uwaga: temperatura przekroczyła 28 stopni Celsjusza")</w:t>
       </w:r>
     </w:p>
     <w:p>
@@ -304,29 +389,7 @@
           <w:highlight w:val="darkGray"/>
           <w:lang w:val="pl-PL"/>
         </w:rPr>
-        <w:t xml:space="preserve">    temperatura = </w:t>
-      </w:r>
-      <w:proofErr w:type="spellStart"/>
-      <w:proofErr w:type="gramStart"/>
-      <w:r>
-        <w:rPr>
-          <w:rFonts w:ascii="Consolas" w:hAnsi="Consolas"/>
-          <w:sz w:val="18"/>
-          <w:highlight w:val="darkGray"/>
-          <w:lang w:val="pl-PL"/>
-        </w:rPr>
-        <w:t>random.randint</w:t>
-      </w:r>
-      <w:proofErr w:type="spellEnd"/>
-      <w:proofErr w:type="gramEnd"/>
-      <w:r>
-        <w:rPr>
-          <w:rFonts w:ascii="Consolas" w:hAnsi="Consolas"/>
-          <w:sz w:val="18"/>
-          <w:highlight w:val="darkGray"/>
-          <w:lang w:val="pl-PL"/>
-        </w:rPr>
-        <w:t>(20, 30)</w:t>
+        <w:t>    try:</w:t>
       </w:r>
     </w:p>
     <w:p>
@@ -345,219 +408,8 @@
           <w:highlight w:val="darkGray"/>
           <w:lang w:val="pl-PL"/>
         </w:rPr>
-        <w:t xml:space="preserve">    </w:t>
+        <w:t>        odpowiedz = requests.post(</w:t>
       </w:r>
-      <w:proofErr w:type="spellStart"/>
-      <w:proofErr w:type="gramStart"/>
-      <w:r>
-        <w:rPr>
-          <w:rFonts w:ascii="Consolas" w:hAnsi="Consolas"/>
-          <w:sz w:val="18"/>
-          <w:highlight w:val="darkGray"/>
-          <w:lang w:val="pl-PL"/>
-        </w:rPr>
-        <w:t>print</w:t>
-      </w:r>
-      <w:proofErr w:type="spellEnd"/>
-      <w:r>
-        <w:rPr>
-          <w:rFonts w:ascii="Consolas" w:hAnsi="Consolas"/>
-          <w:sz w:val="18"/>
-          <w:highlight w:val="darkGray"/>
-          <w:lang w:val="pl-PL"/>
-        </w:rPr>
-        <w:t>(</w:t>
-      </w:r>
-      <w:proofErr w:type="spellStart"/>
-      <w:proofErr w:type="gramEnd"/>
-      <w:r>
-        <w:rPr>
-          <w:rFonts w:ascii="Consolas" w:hAnsi="Consolas"/>
-          <w:sz w:val="18"/>
-          <w:highlight w:val="darkGray"/>
-          <w:lang w:val="pl-PL"/>
-        </w:rPr>
-        <w:t>f"Temperatura</w:t>
-      </w:r>
-      <w:proofErr w:type="spellEnd"/>
-      <w:r>
-        <w:rPr>
-          <w:rFonts w:ascii="Consolas" w:hAnsi="Consolas"/>
-          <w:sz w:val="18"/>
-          <w:highlight w:val="darkGray"/>
-          <w:lang w:val="pl-PL"/>
-        </w:rPr>
-        <w:t>: {temperatura} °C")</w:t>
-      </w:r>
-    </w:p>
-    <w:p>
-      <w:pPr>
-        <w:rPr>
-          <w:rFonts w:ascii="Consolas" w:hAnsi="Consolas"/>
-          <w:sz w:val="18"/>
-          <w:highlight w:val="darkGray"/>
-          <w:lang w:val="pl-PL"/>
-        </w:rPr>
-      </w:pPr>
-      <w:r>
-        <w:rPr>
-          <w:rFonts w:ascii="Consolas" w:hAnsi="Consolas"/>
-          <w:sz w:val="18"/>
-          <w:highlight w:val="darkGray"/>
-          <w:lang w:val="pl-PL"/>
-        </w:rPr>
-        <w:t xml:space="preserve">    </w:t>
-      </w:r>
-      <w:proofErr w:type="spellStart"/>
-      <w:r>
-        <w:rPr>
-          <w:rFonts w:ascii="Consolas" w:hAnsi="Consolas"/>
-          <w:sz w:val="18"/>
-          <w:highlight w:val="darkGray"/>
-          <w:lang w:val="pl-PL"/>
-        </w:rPr>
-        <w:t>if</w:t>
-      </w:r>
-      <w:proofErr w:type="spellEnd"/>
-      <w:r>
-        <w:rPr>
-          <w:rFonts w:ascii="Consolas" w:hAnsi="Consolas"/>
-          <w:sz w:val="18"/>
-          <w:highlight w:val="darkGray"/>
-          <w:lang w:val="pl-PL"/>
-        </w:rPr>
-        <w:t xml:space="preserve"> temperatura &gt; 28:</w:t>
-      </w:r>
-    </w:p>
-    <w:p>
-      <w:pPr>
-        <w:rPr>
-          <w:rFonts w:ascii="Consolas" w:hAnsi="Consolas"/>
-          <w:sz w:val="18"/>
-          <w:highlight w:val="darkGray"/>
-          <w:lang w:val="pl-PL"/>
-        </w:rPr>
-      </w:pPr>
-      <w:r>
-        <w:rPr>
-          <w:rFonts w:ascii="Consolas" w:hAnsi="Consolas"/>
-          <w:sz w:val="18"/>
-          <w:highlight w:val="darkGray"/>
-          <w:lang w:val="pl-PL"/>
-        </w:rPr>
-        <w:t xml:space="preserve">        </w:t>
-      </w:r>
-      <w:proofErr w:type="spellStart"/>
-      <w:proofErr w:type="gramStart"/>
-      <w:r>
-        <w:rPr>
-          <w:rFonts w:ascii="Consolas" w:hAnsi="Consolas"/>
-          <w:sz w:val="18"/>
-          <w:highlight w:val="darkGray"/>
-          <w:lang w:val="pl-PL"/>
-        </w:rPr>
-        <w:t>print</w:t>
-      </w:r>
-      <w:proofErr w:type="spellEnd"/>
-      <w:r>
-        <w:rPr>
-          <w:rFonts w:ascii="Consolas" w:hAnsi="Consolas"/>
-          <w:sz w:val="18"/>
-          <w:highlight w:val="darkGray"/>
-          <w:lang w:val="pl-PL"/>
-        </w:rPr>
-        <w:t>(</w:t>
-      </w:r>
-      <w:proofErr w:type="gramEnd"/>
-      <w:r>
-        <w:rPr>
-          <w:rFonts w:ascii="Consolas" w:hAnsi="Consolas"/>
-          <w:sz w:val="18"/>
-          <w:highlight w:val="darkGray"/>
-          <w:lang w:val="pl-PL"/>
-        </w:rPr>
-        <w:t>"Uwaga: temperatura przekroczyła 28 stopni Celsjusza")</w:t>
-      </w:r>
-    </w:p>
-    <w:p>
-      <w:pPr>
-        <w:rPr>
-          <w:rFonts w:ascii="Consolas" w:hAnsi="Consolas"/>
-          <w:sz w:val="18"/>
-          <w:highlight w:val="darkGray"/>
-          <w:lang w:val="pl-PL"/>
-        </w:rPr>
-      </w:pPr>
-      <w:r>
-        <w:rPr>
-          <w:rFonts w:ascii="Consolas" w:hAnsi="Consolas"/>
-          <w:sz w:val="18"/>
-          <w:highlight w:val="darkGray"/>
-          <w:lang w:val="pl-PL"/>
-        </w:rPr>
-        <w:t xml:space="preserve">    </w:t>
-      </w:r>
-      <w:proofErr w:type="spellStart"/>
-      <w:r>
-        <w:rPr>
-          <w:rFonts w:ascii="Consolas" w:hAnsi="Consolas"/>
-          <w:sz w:val="18"/>
-          <w:highlight w:val="darkGray"/>
-          <w:lang w:val="pl-PL"/>
-        </w:rPr>
-        <w:t>try</w:t>
-      </w:r>
-      <w:proofErr w:type="spellEnd"/>
-      <w:r>
-        <w:rPr>
-          <w:rFonts w:ascii="Consolas" w:hAnsi="Consolas"/>
-          <w:sz w:val="18"/>
-          <w:highlight w:val="darkGray"/>
-          <w:lang w:val="pl-PL"/>
-        </w:rPr>
-        <w:t>:</w:t>
-      </w:r>
-    </w:p>
-    <w:p>
-      <w:pPr>
-        <w:rPr>
-          <w:rFonts w:ascii="Consolas" w:hAnsi="Consolas"/>
-          <w:sz w:val="18"/>
-          <w:highlight w:val="darkGray"/>
-          <w:lang w:val="pl-PL"/>
-        </w:rPr>
-      </w:pPr>
-      <w:r>
-        <w:rPr>
-          <w:rFonts w:ascii="Consolas" w:hAnsi="Consolas"/>
-          <w:sz w:val="18"/>
-          <w:highlight w:val="darkGray"/>
-          <w:lang w:val="pl-PL"/>
-        </w:rPr>
-        <w:t xml:space="preserve">        odpowiedz = </w:t>
-      </w:r>
-      <w:proofErr w:type="spellStart"/>
-      <w:proofErr w:type="gramStart"/>
-      <w:r>
-        <w:rPr>
-          <w:rFonts w:ascii="Consolas" w:hAnsi="Consolas"/>
-          <w:sz w:val="18"/>
-          <w:highlight w:val="darkGray"/>
-          <w:lang w:val="pl-PL"/>
-        </w:rPr>
-        <w:t>requests.post</w:t>
-      </w:r>
-      <w:proofErr w:type="spellEnd"/>
-      <w:r>
-        <w:rPr>
-          <w:rFonts w:ascii="Consolas" w:hAnsi="Consolas"/>
-          <w:sz w:val="18"/>
-          <w:highlight w:val="darkGray"/>
-          <w:lang w:val="pl-PL"/>
-        </w:rPr>
-        <w:t>(</w:t>
-      </w:r>
-      <w:proofErr w:type="gramEnd"/>
     </w:p>
     <w:p>
       <w:pPr>
@@ -584,7 +436,6 @@
           <w:rFonts w:ascii="Consolas" w:hAnsi="Consolas"/>
           <w:sz w:val="18"/>
           <w:highlight w:val="darkGray"/>
-          <w:lang w:val="pl-PL"/>
         </w:rPr>
       </w:pPr>
       <w:r>
@@ -594,47 +445,15 @@
           <w:highlight w:val="darkGray"/>
           <w:lang w:val="pl-PL"/>
         </w:rPr>
-        <w:t>            data</w:t>
+        <w:t xml:space="preserve">            </w:t>
       </w:r>
-      <w:proofErr w:type="gramStart"/>
       <w:r>
         <w:rPr>
           <w:rFonts w:ascii="Consolas" w:hAnsi="Consolas"/>
           <w:sz w:val="18"/>
           <w:highlight w:val="darkGray"/>
-          <w:lang w:val="pl-PL"/>
         </w:rPr>
-        <w:t>={</w:t>
-      </w:r>
-      <w:proofErr w:type="gramEnd"/>
-      <w:r>
-        <w:rPr>
-          <w:rFonts w:ascii="Consolas" w:hAnsi="Consolas"/>
-          <w:sz w:val="18"/>
-          <w:highlight w:val="darkGray"/>
-          <w:lang w:val="pl-PL"/>
-        </w:rPr>
-        <w:t>"</w:t>
-      </w:r>
-      <w:proofErr w:type="spellStart"/>
-      <w:r>
-        <w:rPr>
-          <w:rFonts w:ascii="Consolas" w:hAnsi="Consolas"/>
-          <w:sz w:val="18"/>
-          <w:highlight w:val="darkGray"/>
-          <w:lang w:val="pl-PL"/>
-        </w:rPr>
-        <w:t>api_key</w:t>
-      </w:r>
-      <w:proofErr w:type="spellEnd"/>
-      <w:r>
-        <w:rPr>
-          <w:rFonts w:ascii="Consolas" w:hAnsi="Consolas"/>
-          <w:sz w:val="18"/>
-          <w:highlight w:val="darkGray"/>
-          <w:lang w:val="pl-PL"/>
-        </w:rPr>
-        <w:t>": API_KEY, "field1": temperatura},</w:t>
+        <w:t>data={"api_key": API_KEY, "field1": temperatura},</w:t>
       </w:r>
     </w:p>
     <w:p>
@@ -651,11 +470,9 @@
           <w:rFonts w:ascii="Consolas" w:hAnsi="Consolas"/>
           <w:sz w:val="18"/>
           <w:highlight w:val="darkGray"/>
-          <w:lang w:val="pl-PL"/>
         </w:rPr>
         <w:t xml:space="preserve">            </w:t>
       </w:r>
-      <w:proofErr w:type="spellStart"/>
       <w:r>
         <w:rPr>
           <w:rFonts w:ascii="Consolas" w:hAnsi="Consolas"/>
@@ -663,17 +480,7 @@
           <w:highlight w:val="darkGray"/>
           <w:lang w:val="pl-PL"/>
         </w:rPr>
-        <w:t>timeout</w:t>
-      </w:r>
-      <w:proofErr w:type="spellEnd"/>
-      <w:r>
-        <w:rPr>
-          <w:rFonts w:ascii="Consolas" w:hAnsi="Consolas"/>
-          <w:sz w:val="18"/>
-          <w:highlight w:val="darkGray"/>
-          <w:lang w:val="pl-PL"/>
-        </w:rPr>
-        <w:t>=10</w:t>
+        <w:t>timeout=10</w:t>
       </w:r>
     </w:p>
     <w:p>
@@ -701,7 +508,6 @@
           <w:rFonts w:ascii="Consolas" w:hAnsi="Consolas"/>
           <w:sz w:val="18"/>
           <w:highlight w:val="darkGray"/>
-          <w:lang w:val="pl-PL"/>
         </w:rPr>
       </w:pPr>
       <w:r>
@@ -713,56 +519,30 @@
         </w:rPr>
         <w:t xml:space="preserve">        </w:t>
       </w:r>
-      <w:proofErr w:type="spellStart"/>
-      <w:proofErr w:type="gramStart"/>
       <w:r>
         <w:rPr>
           <w:rFonts w:ascii="Consolas" w:hAnsi="Consolas"/>
           <w:sz w:val="18"/>
           <w:highlight w:val="darkGray"/>
-          <w:lang w:val="pl-PL"/>
         </w:rPr>
-        <w:t>odpowiedz.raise</w:t>
+        <w:t>odpowiedz.raise_for_status()</w:t>
       </w:r>
-      <w:proofErr w:type="gramEnd"/>
+    </w:p>
+    <w:p>
+      <w:pPr>
+        <w:rPr>
+          <w:rFonts w:ascii="Consolas" w:hAnsi="Consolas"/>
+          <w:sz w:val="18"/>
+          <w:highlight w:val="darkGray"/>
+        </w:rPr>
+      </w:pPr>
       <w:r>
         <w:rPr>
           <w:rFonts w:ascii="Consolas" w:hAnsi="Consolas"/>
           <w:sz w:val="18"/>
           <w:highlight w:val="darkGray"/>
-          <w:lang w:val="pl-PL"/>
         </w:rPr>
-        <w:t>_for_</w:t>
-      </w:r>
-      <w:proofErr w:type="gramStart"/>
-      <w:r>
-        <w:rPr>
-          <w:rFonts w:ascii="Consolas" w:hAnsi="Consolas"/>
-          <w:sz w:val="18"/>
-          <w:highlight w:val="darkGray"/>
-          <w:lang w:val="pl-PL"/>
-        </w:rPr>
-        <w:t>status</w:t>
-      </w:r>
-      <w:proofErr w:type="spellEnd"/>
-      <w:r>
-        <w:rPr>
-          <w:rFonts w:ascii="Consolas" w:hAnsi="Consolas"/>
-          <w:sz w:val="18"/>
-          <w:highlight w:val="darkGray"/>
-          <w:lang w:val="pl-PL"/>
-        </w:rPr>
-        <w:t>(</w:t>
-      </w:r>
-      <w:proofErr w:type="gramEnd"/>
-      <w:r>
-        <w:rPr>
-          <w:rFonts w:ascii="Consolas" w:hAnsi="Consolas"/>
-          <w:sz w:val="18"/>
-          <w:highlight w:val="darkGray"/>
-          <w:lang w:val="pl-PL"/>
-        </w:rPr>
-        <w:t>)</w:t>
+        <w:t>    except requests.RequestException as blad:</w:t>
       </w:r>
     </w:p>
     <w:p>
@@ -779,11 +559,9 @@
           <w:rFonts w:ascii="Consolas" w:hAnsi="Consolas"/>
           <w:sz w:val="18"/>
           <w:highlight w:val="darkGray"/>
-          <w:lang w:val="pl-PL"/>
         </w:rPr>
-        <w:t xml:space="preserve">    </w:t>
+        <w:t xml:space="preserve">        </w:t>
       </w:r>
-      <w:proofErr w:type="spellStart"/>
       <w:r>
         <w:rPr>
           <w:rFonts w:ascii="Consolas" w:hAnsi="Consolas"/>
@@ -791,129 +569,7 @@
           <w:highlight w:val="darkGray"/>
           <w:lang w:val="pl-PL"/>
         </w:rPr>
-        <w:t>except</w:t>
-      </w:r>
-      <w:proofErr w:type="spellEnd"/>
-      <w:r>
-        <w:rPr>
-          <w:rFonts w:ascii="Consolas" w:hAnsi="Consolas"/>
-          <w:sz w:val="18"/>
-          <w:highlight w:val="darkGray"/>
-          <w:lang w:val="pl-PL"/>
-        </w:rPr>
-        <w:t xml:space="preserve"> </w:t>
-      </w:r>
-      <w:proofErr w:type="spellStart"/>
-      <w:proofErr w:type="gramStart"/>
-      <w:r>
-        <w:rPr>
-          <w:rFonts w:ascii="Consolas" w:hAnsi="Consolas"/>
-          <w:sz w:val="18"/>
-          <w:highlight w:val="darkGray"/>
-          <w:lang w:val="pl-PL"/>
-        </w:rPr>
-        <w:t>requests.RequestException</w:t>
-      </w:r>
-      <w:proofErr w:type="spellEnd"/>
-      <w:proofErr w:type="gramEnd"/>
-      <w:r>
-        <w:rPr>
-          <w:rFonts w:ascii="Consolas" w:hAnsi="Consolas"/>
-          <w:sz w:val="18"/>
-          <w:highlight w:val="darkGray"/>
-          <w:lang w:val="pl-PL"/>
-        </w:rPr>
-        <w:t xml:space="preserve"> as </w:t>
-      </w:r>
-      <w:proofErr w:type="spellStart"/>
-      <w:r>
-        <w:rPr>
-          <w:rFonts w:ascii="Consolas" w:hAnsi="Consolas"/>
-          <w:sz w:val="18"/>
-          <w:highlight w:val="darkGray"/>
-          <w:lang w:val="pl-PL"/>
-        </w:rPr>
-        <w:t>blad</w:t>
-      </w:r>
-      <w:proofErr w:type="spellEnd"/>
-      <w:r>
-        <w:rPr>
-          <w:rFonts w:ascii="Consolas" w:hAnsi="Consolas"/>
-          <w:sz w:val="18"/>
-          <w:highlight w:val="darkGray"/>
-          <w:lang w:val="pl-PL"/>
-        </w:rPr>
-        <w:t>:</w:t>
-      </w:r>
-    </w:p>
-    <w:p>
-      <w:pPr>
-        <w:rPr>
-          <w:rFonts w:ascii="Consolas" w:hAnsi="Consolas"/>
-          <w:sz w:val="18"/>
-          <w:highlight w:val="darkGray"/>
-          <w:lang w:val="pl-PL"/>
-        </w:rPr>
-      </w:pPr>
-      <w:r>
-        <w:rPr>
-          <w:rFonts w:ascii="Consolas" w:hAnsi="Consolas"/>
-          <w:sz w:val="18"/>
-          <w:highlight w:val="darkGray"/>
-          <w:lang w:val="pl-PL"/>
-        </w:rPr>
-        <w:t xml:space="preserve">        </w:t>
-      </w:r>
-      <w:proofErr w:type="spellStart"/>
-      <w:proofErr w:type="gramStart"/>
-      <w:r>
-        <w:rPr>
-          <w:rFonts w:ascii="Consolas" w:hAnsi="Consolas"/>
-          <w:sz w:val="18"/>
-          <w:highlight w:val="darkGray"/>
-          <w:lang w:val="pl-PL"/>
-        </w:rPr>
-        <w:t>print</w:t>
-      </w:r>
-      <w:proofErr w:type="spellEnd"/>
-      <w:r>
-        <w:rPr>
-          <w:rFonts w:ascii="Consolas" w:hAnsi="Consolas"/>
-          <w:sz w:val="18"/>
-          <w:highlight w:val="darkGray"/>
-          <w:lang w:val="pl-PL"/>
-        </w:rPr>
-        <w:t>(</w:t>
-      </w:r>
-      <w:proofErr w:type="gramEnd"/>
-      <w:r>
-        <w:rPr>
-          <w:rFonts w:ascii="Consolas" w:hAnsi="Consolas"/>
-          <w:sz w:val="18"/>
-          <w:highlight w:val="darkGray"/>
-          <w:lang w:val="pl-PL"/>
-        </w:rPr>
-        <w:t xml:space="preserve">"Błąd wysyłania:", </w:t>
-      </w:r>
-      <w:proofErr w:type="spellStart"/>
-      <w:r>
-        <w:rPr>
-          <w:rFonts w:ascii="Consolas" w:hAnsi="Consolas"/>
-          <w:sz w:val="18"/>
-          <w:highlight w:val="darkGray"/>
-          <w:lang w:val="pl-PL"/>
-        </w:rPr>
-        <w:t>blad</w:t>
-      </w:r>
-      <w:proofErr w:type="spellEnd"/>
-      <w:r>
-        <w:rPr>
-          <w:rFonts w:ascii="Consolas" w:hAnsi="Consolas"/>
-          <w:sz w:val="18"/>
-          <w:highlight w:val="darkGray"/>
-          <w:lang w:val="pl-PL"/>
-        </w:rPr>
-        <w:t>)</w:t>
+        <w:t>print("Błąd wysyłania:", blad)</w:t>
       </w:r>
     </w:p>
     <w:p>
@@ -941,148 +597,70 @@
           <w:highlight w:val="darkGray"/>
           <w:lang w:val="pl-PL"/>
         </w:rPr>
-        <w:t xml:space="preserve">    </w:t>
-      </w:r>
-      <w:proofErr w:type="spellStart"/>
-      <w:proofErr w:type="gramStart"/>
-      <w:r>
-        <w:rPr>
-          <w:rFonts w:ascii="Consolas" w:hAnsi="Consolas"/>
-          <w:sz w:val="18"/>
-          <w:highlight w:val="darkGray"/>
-          <w:lang w:val="pl-PL"/>
-        </w:rPr>
-        <w:t>time.sleep</w:t>
-      </w:r>
-      <w:proofErr w:type="spellEnd"/>
-      <w:proofErr w:type="gramEnd"/>
-      <w:r>
-        <w:rPr>
-          <w:rFonts w:ascii="Consolas" w:hAnsi="Consolas"/>
-          <w:sz w:val="18"/>
-          <w:highlight w:val="darkGray"/>
-          <w:lang w:val="pl-PL"/>
-        </w:rPr>
-        <w:t>(20)</w:t>
+        <w:t>    time.sleep(20)</w:t>
       </w:r>
     </w:p>
     <w:p>
-      <w:proofErr w:type="spellStart"/>
+      <w:pPr>
+        <w:rPr>
+          <w:lang w:val="pl-PL"/>
+        </w:rPr>
+      </w:pPr>
       <w:r>
-        <w:t>Pełny</w:t>
-      </w:r>
-      <w:proofErr w:type="spellEnd"/>
-      <w:r>
-        <w:t xml:space="preserve"> program w </w:t>
-      </w:r>
-      <w:proofErr w:type="spellStart"/>
-      <w:r>
-        <w:t>pliku</w:t>
-      </w:r>
-      <w:proofErr w:type="spellEnd"/>
-      <w:r>
-        <w:t xml:space="preserve"> zadanie1.py dodatkowo obsługuje błędy połączenia. Parametr timeout=10 ogranicza czas oczekiwania podczas komunikacji z serwerem.</w:t>
+        <w:rPr>
+          <w:lang w:val="pl-PL"/>
+        </w:rPr>
+        <w:t>Pełny program w pliku zadanie1.py dodatkowo obsługuje błędy połączenia. Parametr timeout=10 ogranicza czas oczekiwania podczas komunikacji z serwerem.</w:t>
       </w:r>
     </w:p>
     <w:p>
+      <w:pPr>
+        <w:rPr>
+          <w:lang w:val="pl-PL"/>
+        </w:rPr>
+      </w:pPr>
       <w:r>
+        <w:rPr>
+          <w:lang w:val="pl-PL"/>
+        </w:rPr>
         <w:br w:type="page"/>
       </w:r>
     </w:p>
     <w:p>
       <w:pPr>
         <w:pStyle w:val="Nagwek1"/>
+        <w:rPr>
+          <w:lang w:val="pl-PL"/>
+        </w:rPr>
       </w:pPr>
-      <w:proofErr w:type="spellStart"/>
       <w:r>
+        <w:rPr>
+          <w:lang w:val="pl-PL"/>
+        </w:rPr>
         <w:lastRenderedPageBreak/>
-        <w:t>Wizualizacja</w:t>
+        <w:t>Wizualizacja danych i działanie alertu</w:t>
       </w:r>
-      <w:proofErr w:type="spellEnd"/>
-      <w:r>
-        <w:t xml:space="preserve"> </w:t>
-      </w:r>
-      <w:proofErr w:type="spellStart"/>
-      <w:r>
-        <w:t>danych</w:t>
-      </w:r>
-      <w:proofErr w:type="spellEnd"/>
-      <w:r>
-        <w:t xml:space="preserve"> </w:t>
-      </w:r>
-      <w:proofErr w:type="spellStart"/>
-      <w:r>
-        <w:t>i</w:t>
-      </w:r>
-      <w:proofErr w:type="spellEnd"/>
-      <w:r>
-        <w:t xml:space="preserve"> </w:t>
-      </w:r>
-      <w:proofErr w:type="spellStart"/>
-      <w:r>
-        <w:t>działanie</w:t>
-      </w:r>
-      <w:proofErr w:type="spellEnd"/>
-      <w:r>
-        <w:t xml:space="preserve"> </w:t>
-      </w:r>
-      <w:proofErr w:type="spellStart"/>
-      <w:r>
-        <w:t>alertu</w:t>
-      </w:r>
-      <w:proofErr w:type="spellEnd"/>
     </w:p>
     <w:p>
-      <w:proofErr w:type="spellStart"/>
       <w:r>
-        <w:t>Wykres</w:t>
+        <w:rPr>
+          <w:lang w:val="pl-PL"/>
+        </w:rPr>
+        <w:t xml:space="preserve">Wykres przedstawia zmiany symulowanej temperatury w czasie. Alert lokalny pojawia się dla wartości 29°C i 30°C, ponieważ warunek ma postać temperatura &gt; 28. </w:t>
       </w:r>
-      <w:proofErr w:type="spellEnd"/>
       <w:r>
-        <w:t xml:space="preserve"> </w:t>
-      </w:r>
-      <w:proofErr w:type="spellStart"/>
-      <w:r>
-        <w:t>przedstawia</w:t>
-      </w:r>
-      <w:proofErr w:type="spellEnd"/>
-      <w:r>
-        <w:t xml:space="preserve"> </w:t>
-      </w:r>
-      <w:proofErr w:type="spellStart"/>
-      <w:r>
-        <w:t>zmiany</w:t>
-      </w:r>
-      <w:proofErr w:type="spellEnd"/>
-      <w:r>
-        <w:t xml:space="preserve"> </w:t>
-      </w:r>
-      <w:proofErr w:type="spellStart"/>
-      <w:r>
-        <w:t>symulowanej</w:t>
-      </w:r>
-      <w:proofErr w:type="spellEnd"/>
-      <w:r>
-        <w:t xml:space="preserve"> temperatury w czasie. Alert lokalny pojawia się dla wartości 29°C i 30°C, ponieważ warunek ma postać temperatura &gt; 28. Pomiary są nadal przesyłane do ThingSpeak.</w:t>
+        <w:t>Pomiary są nadal przesyłane do ThingSpeak.</w:t>
       </w:r>
     </w:p>
     <w:p>
       <w:pPr>
         <w:spacing w:before="180" w:after="100"/>
       </w:pPr>
-      <w:proofErr w:type="spellStart"/>
       <w:r>
         <w:rPr>
           <w:b/>
         </w:rPr>
-        <w:t>Rysunek</w:t>
-      </w:r>
-      <w:proofErr w:type="spellEnd"/>
-      <w:r>
-        <w:rPr>
-          <w:b/>
-        </w:rPr>
-        <w:t xml:space="preserve"> 1</w:t>
+        <w:t>Rysunek 1</w:t>
       </w:r>
       <w:r>
         <w:rPr>
@@ -1094,16 +672,8 @@
         <w:rPr>
           <w:b/>
         </w:rPr>
-        <w:t xml:space="preserve">Dashboard </w:t>
+        <w:t>Dashboard ThingSpeak</w:t>
       </w:r>
-      <w:proofErr w:type="spellStart"/>
-      <w:r>
-        <w:rPr>
-          <w:b/>
-        </w:rPr>
-        <w:t>ThingSpeak</w:t>
-      </w:r>
-      <w:proofErr w:type="spellEnd"/>
     </w:p>
     <w:p>
       <w:pPr>
@@ -1111,6 +681,9 @@
         <w:jc w:val="center"/>
       </w:pPr>
       <w:r>
+        <w:rPr>
+          <w:noProof/>
+        </w:rPr>
         <w:drawing>
           <wp:inline distT="0" distB="0" distL="0" distR="0" wp14:anchorId="23FB6E8F" wp14:editId="019E590B">
             <wp:extent cx="4427220" cy="2987412"/>
@@ -1152,19 +725,11 @@
       <w:pPr>
         <w:spacing w:before="180" w:after="100"/>
       </w:pPr>
-      <w:proofErr w:type="spellStart"/>
       <w:r>
         <w:rPr>
           <w:b/>
         </w:rPr>
-        <w:t>Rysunek</w:t>
-      </w:r>
-      <w:proofErr w:type="spellEnd"/>
-      <w:r>
-        <w:rPr>
-          <w:b/>
-        </w:rPr>
-        <w:t xml:space="preserve"> 2</w:t>
+        <w:t>Rysunek 2</w:t>
       </w:r>
       <w:r>
         <w:rPr>
@@ -1172,42 +737,12 @@
         </w:rPr>
         <w:t xml:space="preserve">. </w:t>
       </w:r>
-      <w:proofErr w:type="spellStart"/>
       <w:r>
         <w:rPr>
           <w:b/>
         </w:rPr>
-        <w:t>Komunikat</w:t>
+        <w:t>Komunikat alertu w terminalu</w:t>
       </w:r>
-      <w:proofErr w:type="spellEnd"/>
-      <w:r>
-        <w:rPr>
-          <w:b/>
-        </w:rPr>
-        <w:t xml:space="preserve"> </w:t>
-      </w:r>
-      <w:proofErr w:type="spellStart"/>
-      <w:r>
-        <w:rPr>
-          <w:b/>
-        </w:rPr>
-        <w:t>alertu</w:t>
-      </w:r>
-      <w:proofErr w:type="spellEnd"/>
-      <w:r>
-        <w:rPr>
-          <w:b/>
-        </w:rPr>
-        <w:t xml:space="preserve"> w </w:t>
-      </w:r>
-      <w:proofErr w:type="spellStart"/>
-      <w:r>
-        <w:rPr>
-          <w:b/>
-        </w:rPr>
-        <w:t>terminalu</w:t>
-      </w:r>
-      <w:proofErr w:type="spellEnd"/>
     </w:p>
     <w:p>
       <w:pPr>
@@ -1215,6 +750,9 @@
         <w:jc w:val="center"/>
       </w:pPr>
       <w:r>
+        <w:rPr>
+          <w:noProof/>
+        </w:rPr>
         <w:drawing>
           <wp:inline distT="0" distB="0" distL="0" distR="0" wp14:anchorId="4D6B491A" wp14:editId="27E04A35">
             <wp:extent cx="5296639" cy="1905266"/>
@@ -1255,14 +793,26 @@
     <w:p>
       <w:pPr>
         <w:pStyle w:val="Nagwek1"/>
+        <w:rPr>
+          <w:lang w:val="pl-PL"/>
+        </w:rPr>
       </w:pPr>
       <w:r>
+        <w:rPr>
+          <w:lang w:val="pl-PL"/>
+        </w:rPr>
         <w:t>Wnioski</w:t>
       </w:r>
     </w:p>
     <w:p>
       <w:r>
-        <w:t>Rozwiązanie pokazuje przepływ danych od wirtualnego czujnika do chmury. ThingSpeak umożliwia obserwację temperatury na wykresie, a prosty warunek w Pythonie sygnalizuje przekroczenie ustalonego progu. Do realizacji systemu nie jest potrzebny fizyczny czujnik.</w:t>
+        <w:rPr>
+          <w:lang w:val="pl-PL"/>
+        </w:rPr>
+        <w:t xml:space="preserve">Rozwiązanie pokazuje przepływ danych od wirtualnego czujnika do chmury. ThingSpeak umożliwia obserwację temperatury na wykresie, a prosty warunek w Pythonie sygnalizuje przekroczenie ustalonego progu. </w:t>
+      </w:r>
+      <w:r>
+        <w:t>Do realizacji systemu nie jest potrzebny fizyczny czujnik.</w:t>
       </w:r>
     </w:p>
     <w:sectPr>
@@ -2086,6 +1636,7 @@
   <w:style w:type="character" w:default="1" w:styleId="Domylnaczcionkaakapitu">
     <w:name w:val="Default Paragraph Font"/>
     <w:uiPriority w:val="1"/>
+    <w:semiHidden/>
     <w:unhideWhenUsed/>
   </w:style>
   <w:style w:type="table" w:default="1" w:styleId="Standardowy">

--- a/Zadanie 1/Raport_zadanie_1.docx
+++ b/Zadanie 1/Raport_zadanie_1.docx
@@ -17,17 +17,39 @@
           <w:bCs/>
           <w:lang w:val="pl-PL"/>
         </w:rPr>
-        <w:t>Wirtualny system IoT do monitorowania temperatury</w:t>
+        <w:t xml:space="preserve">Wirtualny system </w:t>
+      </w:r>
+      <w:proofErr w:type="spellStart"/>
+      <w:r>
+        <w:rPr>
+          <w:b/>
+          <w:bCs/>
+          <w:lang w:val="pl-PL"/>
+        </w:rPr>
+        <w:t>IoT</w:t>
+      </w:r>
+      <w:proofErr w:type="spellEnd"/>
+      <w:r>
+        <w:rPr>
+          <w:b/>
+          <w:bCs/>
+          <w:lang w:val="pl-PL"/>
+        </w:rPr>
+        <w:t xml:space="preserve"> do monitorowania temperatury</w:t>
       </w:r>
     </w:p>
     <w:p>
       <w:pPr>
         <w:rPr>
+          <w:b/>
+          <w:bCs/>
           <w:lang w:val="pl-PL"/>
         </w:rPr>
       </w:pPr>
       <w:r>
         <w:rPr>
+          <w:b/>
+          <w:bCs/>
           <w:lang w:val="pl-PL"/>
         </w:rPr>
         <w:t>Zadanie 1</w:t>
@@ -43,13 +65,13 @@
         <w:rPr>
           <w:lang w:val="pl-PL"/>
         </w:rPr>
-        <w:t xml:space="preserve">Imię i nazwisko: </w:t>
+        <w:t>Krzysztof Kata</w:t>
       </w:r>
       <w:r>
         <w:rPr>
           <w:lang w:val="pl-PL"/>
         </w:rPr>
-        <w:t>Krzysztof Kata</w:t>
+        <w:t xml:space="preserve"> 254776</w:t>
       </w:r>
     </w:p>
     <w:p>
@@ -58,12 +80,6 @@
           <w:lang w:val="pl-PL"/>
         </w:rPr>
       </w:pPr>
-      <w:r>
-        <w:rPr>
-          <w:lang w:val="pl-PL"/>
-        </w:rPr>
-        <w:t xml:space="preserve">Data: </w:t>
-      </w:r>
       <w:r>
         <w:rPr>
           <w:lang w:val="pl-PL"/>
@@ -82,7 +98,13 @@
         <w:rPr>
           <w:lang w:val="pl-PL"/>
         </w:rPr>
-        <w:t>Cel i architektura systemu</w:t>
+        <w:t>A</w:t>
+      </w:r>
+      <w:r>
+        <w:rPr>
+          <w:lang w:val="pl-PL"/>
+        </w:rPr>
+        <w:t>rchitektura systemu</w:t>
       </w:r>
     </w:p>
     <w:p>
@@ -101,57 +123,204 @@
     <w:p>
       <w:pPr>
         <w:rPr>
+          <w:bCs/>
           <w:lang w:val="pl-PL"/>
         </w:rPr>
       </w:pPr>
       <w:r>
         <w:rPr>
-          <w:b/>
+          <w:bCs/>
           <w:lang w:val="pl-PL"/>
         </w:rPr>
-        <w:t xml:space="preserve">Python </w:t>
+        <w:t xml:space="preserve">1. Kod w </w:t>
       </w:r>
+      <w:proofErr w:type="spellStart"/>
       <w:r>
         <w:rPr>
-          <w:b/>
+          <w:bCs/>
           <w:lang w:val="pl-PL"/>
         </w:rPr>
-        <w:t xml:space="preserve">-&gt; </w:t>
+        <w:t>Python</w:t>
       </w:r>
+      <w:proofErr w:type="spellEnd"/>
       <w:r>
         <w:rPr>
-          <w:b/>
+          <w:bCs/>
           <w:lang w:val="pl-PL"/>
         </w:rPr>
-        <w:t xml:space="preserve">żądanie HTTP POST przez HTTPS </w:t>
+        <w:t xml:space="preserve"> </w:t>
       </w:r>
+    </w:p>
+    <w:p>
+      <w:pPr>
+        <w:rPr>
+          <w:bCs/>
+          <w:lang w:val="pl-PL"/>
+        </w:rPr>
+      </w:pPr>
       <w:r>
         <w:rPr>
-          <w:b/>
+          <w:bCs/>
           <w:lang w:val="pl-PL"/>
         </w:rPr>
-        <w:t>-&gt;</w:t>
+        <w:t xml:space="preserve">2. Żądanie HTTP POST przez HTTPS </w:t>
       </w:r>
+    </w:p>
+    <w:p>
+      <w:pPr>
+        <w:rPr>
+          <w:bCs/>
+          <w:lang w:val="pl-PL"/>
+        </w:rPr>
+      </w:pPr>
       <w:r>
         <w:rPr>
-          <w:b/>
+          <w:bCs/>
           <w:lang w:val="pl-PL"/>
         </w:rPr>
-        <w:t xml:space="preserve"> ThingSpeak </w:t>
+        <w:t xml:space="preserve">3. Wykres temperatury w </w:t>
       </w:r>
+      <w:proofErr w:type="spellStart"/>
       <w:r>
         <w:rPr>
-          <w:b/>
+          <w:bCs/>
           <w:lang w:val="pl-PL"/>
         </w:rPr>
-        <w:t>-&gt;</w:t>
+        <w:t>ThingSpeak</w:t>
       </w:r>
+      <w:proofErr w:type="spellEnd"/>
+    </w:p>
+    <w:p>
+      <w:pPr>
+        <w:pStyle w:val="Nagwek1"/>
+        <w:rPr>
+          <w:lang w:val="pl-PL"/>
+        </w:rPr>
+      </w:pPr>
       <w:r>
         <w:rPr>
-          <w:b/>
           <w:lang w:val="pl-PL"/>
         </w:rPr>
-        <w:t xml:space="preserve"> wykres temperatury</w:t>
+        <w:t>Użyte narzędzia</w:t>
+      </w:r>
+    </w:p>
+    <w:p>
+      <w:pPr>
+        <w:rPr>
+          <w:lang w:val="pl-PL"/>
+        </w:rPr>
+      </w:pPr>
+      <w:proofErr w:type="spellStart"/>
+      <w:r>
+        <w:rPr>
+          <w:lang w:val="pl-PL"/>
+        </w:rPr>
+        <w:t>Python</w:t>
+      </w:r>
+      <w:proofErr w:type="spellEnd"/>
+      <w:r>
+        <w:rPr>
+          <w:lang w:val="pl-PL"/>
+        </w:rPr>
+        <w:t xml:space="preserve"> generuje losowe temperatury całkowite od 20 do 30°C. Biblioteka </w:t>
+      </w:r>
+      <w:proofErr w:type="spellStart"/>
+      <w:r>
+        <w:rPr>
+          <w:lang w:val="pl-PL"/>
+        </w:rPr>
+        <w:t>requests</w:t>
+      </w:r>
+      <w:proofErr w:type="spellEnd"/>
+      <w:r>
+        <w:rPr>
+          <w:lang w:val="pl-PL"/>
+        </w:rPr>
+        <w:t xml:space="preserve"> wysyła dane do API </w:t>
+      </w:r>
+      <w:proofErr w:type="spellStart"/>
+      <w:r>
+        <w:rPr>
+          <w:lang w:val="pl-PL"/>
+        </w:rPr>
+        <w:t>ThingSpeak</w:t>
+      </w:r>
+      <w:proofErr w:type="spellEnd"/>
+      <w:r>
+        <w:rPr>
+          <w:lang w:val="pl-PL"/>
+        </w:rPr>
+        <w:t xml:space="preserve">, a </w:t>
+      </w:r>
+      <w:proofErr w:type="spellStart"/>
+      <w:r>
+        <w:rPr>
+          <w:lang w:val="pl-PL"/>
+        </w:rPr>
+        <w:t>time</w:t>
+      </w:r>
+      <w:proofErr w:type="spellEnd"/>
+      <w:r>
+        <w:rPr>
+          <w:lang w:val="pl-PL"/>
+        </w:rPr>
+        <w:t xml:space="preserve"> wprowadza 20 sekund przerwy między kolejnymi cyklami. W </w:t>
+      </w:r>
+      <w:proofErr w:type="spellStart"/>
+      <w:r>
+        <w:rPr>
+          <w:lang w:val="pl-PL"/>
+        </w:rPr>
+        <w:t>ThingSpeak</w:t>
+      </w:r>
+      <w:proofErr w:type="spellEnd"/>
+      <w:r>
+        <w:rPr>
+          <w:lang w:val="pl-PL"/>
+        </w:rPr>
+        <w:t xml:space="preserve"> utworzono kanał z polem Field 1 o nazwie Temperatura. Zapis jest autoryzowany kluczem Write API </w:t>
+      </w:r>
+      <w:proofErr w:type="spellStart"/>
+      <w:r>
+        <w:rPr>
+          <w:lang w:val="pl-PL"/>
+        </w:rPr>
+        <w:t>Key</w:t>
+      </w:r>
+      <w:proofErr w:type="spellEnd"/>
+      <w:r>
+        <w:rPr>
+          <w:lang w:val="pl-PL"/>
+        </w:rPr>
+        <w:t xml:space="preserve">, a wykres znajduje się w zakładce </w:t>
+      </w:r>
+      <w:proofErr w:type="spellStart"/>
+      <w:r>
+        <w:rPr>
+          <w:lang w:val="pl-PL"/>
+        </w:rPr>
+        <w:t>Private</w:t>
+      </w:r>
+      <w:proofErr w:type="spellEnd"/>
+      <w:r>
+        <w:rPr>
+          <w:lang w:val="pl-PL"/>
+        </w:rPr>
+        <w:t xml:space="preserve"> </w:t>
+      </w:r>
+      <w:proofErr w:type="spellStart"/>
+      <w:r>
+        <w:rPr>
+          <w:lang w:val="pl-PL"/>
+        </w:rPr>
+        <w:t>View</w:t>
+      </w:r>
+      <w:proofErr w:type="spellEnd"/>
+      <w:r>
+        <w:rPr>
+          <w:lang w:val="pl-PL"/>
+        </w:rPr>
+        <w:t>.</w:t>
       </w:r>
     </w:p>
     <w:p>
@@ -165,47 +334,7 @@
         <w:rPr>
           <w:lang w:val="pl-PL"/>
         </w:rPr>
-        <w:t>Użyte narzędzia i konfiguracja</w:t>
-      </w:r>
-    </w:p>
-    <w:p>
-      <w:pPr>
-        <w:rPr>
-          <w:lang w:val="pl-PL"/>
-        </w:rPr>
-      </w:pPr>
-      <w:r>
-        <w:rPr>
-          <w:lang w:val="pl-PL"/>
-        </w:rPr>
-        <w:t>Python generuje losowe temperatury całkowite od 20 do 30°C. Biblioteka requests wysyła dane do API ThingSpeak, a time wprowadza 20 sekund przerwy między kolejnymi cyklami. W ThingSpeak utworzono kanał z polem Field 1 o nazwie Temperatura. Zapis jest autoryzowany kluczem Write API Key, a wykres znajduje się w zakładce Private View.</w:t>
-      </w:r>
-    </w:p>
-    <w:p>
-      <w:pPr>
-        <w:pStyle w:val="Nagwek1"/>
-        <w:rPr>
-          <w:lang w:val="pl-PL"/>
-        </w:rPr>
-      </w:pPr>
-      <w:r>
-        <w:rPr>
-          <w:lang w:val="pl-PL"/>
-        </w:rPr>
-        <w:t>Fragment kodu symulującego urządzenie</w:t>
-      </w:r>
-    </w:p>
-    <w:p>
-      <w:pPr>
-        <w:rPr>
-          <w:lang w:val="pl-PL"/>
-        </w:rPr>
-      </w:pPr>
-      <w:r>
-        <w:rPr>
-          <w:lang w:val="pl-PL"/>
-        </w:rPr>
-        <w:t>Poniższy fragment przedstawia generowanie pomiaru, alert oraz wysłanie danych.</w:t>
+        <w:t>Fragment kodu</w:t>
       </w:r>
     </w:p>
     <w:p>
@@ -307,7 +436,45 @@
           <w:sz w:val="18"/>
           <w:highlight w:val="darkGray"/>
         </w:rPr>
-        <w:t>    temperatura = random.randint(20, 30)</w:t>
+        <w:t xml:space="preserve">    </w:t>
+      </w:r>
+      <w:proofErr w:type="spellStart"/>
+      <w:r>
+        <w:rPr>
+          <w:rFonts w:ascii="Consolas" w:hAnsi="Consolas"/>
+          <w:sz w:val="18"/>
+          <w:highlight w:val="darkGray"/>
+        </w:rPr>
+        <w:t>temperatura</w:t>
+      </w:r>
+      <w:proofErr w:type="spellEnd"/>
+      <w:r>
+        <w:rPr>
+          <w:rFonts w:ascii="Consolas" w:hAnsi="Consolas"/>
+          <w:sz w:val="18"/>
+          <w:highlight w:val="darkGray"/>
+        </w:rPr>
+        <w:t xml:space="preserve"> = </w:t>
+      </w:r>
+      <w:proofErr w:type="spellStart"/>
+      <w:proofErr w:type="gramStart"/>
+      <w:r>
+        <w:rPr>
+          <w:rFonts w:ascii="Consolas" w:hAnsi="Consolas"/>
+          <w:sz w:val="18"/>
+          <w:highlight w:val="darkGray"/>
+        </w:rPr>
+        <w:t>random.randint</w:t>
+      </w:r>
+      <w:proofErr w:type="spellEnd"/>
+      <w:proofErr w:type="gramEnd"/>
+      <w:r>
+        <w:rPr>
+          <w:rFonts w:ascii="Consolas" w:hAnsi="Consolas"/>
+          <w:sz w:val="18"/>
+          <w:highlight w:val="darkGray"/>
+        </w:rPr>
+        <w:t>(20, 30)</w:t>
       </w:r>
     </w:p>
     <w:p>
@@ -324,7 +491,63 @@
           <w:sz w:val="18"/>
           <w:highlight w:val="darkGray"/>
         </w:rPr>
-        <w:t>    print(f"Temperatura: {temperatura} °C")</w:t>
+        <w:t xml:space="preserve">    </w:t>
+      </w:r>
+      <w:proofErr w:type="gramStart"/>
+      <w:r>
+        <w:rPr>
+          <w:rFonts w:ascii="Consolas" w:hAnsi="Consolas"/>
+          <w:sz w:val="18"/>
+          <w:highlight w:val="darkGray"/>
+        </w:rPr>
+        <w:t>print(</w:t>
+      </w:r>
+      <w:proofErr w:type="spellStart"/>
+      <w:proofErr w:type="gramEnd"/>
+      <w:r>
+        <w:rPr>
+          <w:rFonts w:ascii="Consolas" w:hAnsi="Consolas"/>
+          <w:sz w:val="18"/>
+          <w:highlight w:val="darkGray"/>
+        </w:rPr>
+        <w:t>f"</w:t>
+      </w:r>
+      <w:proofErr w:type="gramStart"/>
+      <w:r>
+        <w:rPr>
+          <w:rFonts w:ascii="Consolas" w:hAnsi="Consolas"/>
+          <w:sz w:val="18"/>
+          <w:highlight w:val="darkGray"/>
+        </w:rPr>
+        <w:t>Temperatura</w:t>
+      </w:r>
+      <w:proofErr w:type="spellEnd"/>
+      <w:r>
+        <w:rPr>
+          <w:rFonts w:ascii="Consolas" w:hAnsi="Consolas"/>
+          <w:sz w:val="18"/>
+          <w:highlight w:val="darkGray"/>
+        </w:rPr>
+        <w:t>: {</w:t>
+      </w:r>
+      <w:proofErr w:type="spellStart"/>
+      <w:proofErr w:type="gramEnd"/>
+      <w:r>
+        <w:rPr>
+          <w:rFonts w:ascii="Consolas" w:hAnsi="Consolas"/>
+          <w:sz w:val="18"/>
+          <w:highlight w:val="darkGray"/>
+        </w:rPr>
+        <w:t>temperatura</w:t>
+      </w:r>
+      <w:proofErr w:type="spellEnd"/>
+      <w:r>
+        <w:rPr>
+          <w:rFonts w:ascii="Consolas" w:hAnsi="Consolas"/>
+          <w:sz w:val="18"/>
+          <w:highlight w:val="darkGray"/>
+        </w:rPr>
+        <w:t>} °C")</w:t>
       </w:r>
     </w:p>
     <w:p>
@@ -370,7 +593,38 @@
           <w:highlight w:val="darkGray"/>
           <w:lang w:val="pl-PL"/>
         </w:rPr>
-        <w:t>        print("Uwaga: temperatura przekroczyła 28 stopni Celsjusza")</w:t>
+        <w:t xml:space="preserve">        </w:t>
+      </w:r>
+      <w:proofErr w:type="spellStart"/>
+      <w:proofErr w:type="gramStart"/>
+      <w:r>
+        <w:rPr>
+          <w:rFonts w:ascii="Consolas" w:hAnsi="Consolas"/>
+          <w:sz w:val="18"/>
+          <w:highlight w:val="darkGray"/>
+          <w:lang w:val="pl-PL"/>
+        </w:rPr>
+        <w:t>print</w:t>
+      </w:r>
+      <w:proofErr w:type="spellEnd"/>
+      <w:r>
+        <w:rPr>
+          <w:rFonts w:ascii="Consolas" w:hAnsi="Consolas"/>
+          <w:sz w:val="18"/>
+          <w:highlight w:val="darkGray"/>
+          <w:lang w:val="pl-PL"/>
+        </w:rPr>
+        <w:t>(</w:t>
+      </w:r>
+      <w:proofErr w:type="gramEnd"/>
+      <w:r>
+        <w:rPr>
+          <w:rFonts w:ascii="Consolas" w:hAnsi="Consolas"/>
+          <w:sz w:val="18"/>
+          <w:highlight w:val="darkGray"/>
+          <w:lang w:val="pl-PL"/>
+        </w:rPr>
+        <w:t>"Uwaga: temperatura przekroczyła 28 stopni Celsjusza")</w:t>
       </w:r>
     </w:p>
     <w:p>
@@ -389,7 +643,27 @@
           <w:highlight w:val="darkGray"/>
           <w:lang w:val="pl-PL"/>
         </w:rPr>
-        <w:t>    try:</w:t>
+        <w:t xml:space="preserve">    </w:t>
+      </w:r>
+      <w:proofErr w:type="spellStart"/>
+      <w:r>
+        <w:rPr>
+          <w:rFonts w:ascii="Consolas" w:hAnsi="Consolas"/>
+          <w:sz w:val="18"/>
+          <w:highlight w:val="darkGray"/>
+          <w:lang w:val="pl-PL"/>
+        </w:rPr>
+        <w:t>try</w:t>
+      </w:r>
+      <w:proofErr w:type="spellEnd"/>
+      <w:r>
+        <w:rPr>
+          <w:rFonts w:ascii="Consolas" w:hAnsi="Consolas"/>
+          <w:sz w:val="18"/>
+          <w:highlight w:val="darkGray"/>
+          <w:lang w:val="pl-PL"/>
+        </w:rPr>
+        <w:t>:</w:t>
       </w:r>
     </w:p>
     <w:p>
@@ -408,8 +682,30 @@
           <w:highlight w:val="darkGray"/>
           <w:lang w:val="pl-PL"/>
         </w:rPr>
-        <w:t>        odpowiedz = requests.post(</w:t>
+        <w:t xml:space="preserve">        odpowiedz = </w:t>
       </w:r>
+      <w:proofErr w:type="spellStart"/>
+      <w:proofErr w:type="gramStart"/>
+      <w:r>
+        <w:rPr>
+          <w:rFonts w:ascii="Consolas" w:hAnsi="Consolas"/>
+          <w:sz w:val="18"/>
+          <w:highlight w:val="darkGray"/>
+          <w:lang w:val="pl-PL"/>
+        </w:rPr>
+        <w:t>requests.post</w:t>
+      </w:r>
+      <w:proofErr w:type="spellEnd"/>
+      <w:r>
+        <w:rPr>
+          <w:rFonts w:ascii="Consolas" w:hAnsi="Consolas"/>
+          <w:sz w:val="18"/>
+          <w:highlight w:val="darkGray"/>
+          <w:lang w:val="pl-PL"/>
+        </w:rPr>
+        <w:t>(</w:t>
+      </w:r>
+      <w:proofErr w:type="gramEnd"/>
     </w:p>
     <w:p>
       <w:pPr>
@@ -453,8 +749,64 @@
           <w:sz w:val="18"/>
           <w:highlight w:val="darkGray"/>
         </w:rPr>
-        <w:t>data={"api_key": API_KEY, "field1": temperatura},</w:t>
+        <w:t>data</w:t>
       </w:r>
+      <w:proofErr w:type="gramStart"/>
+      <w:r>
+        <w:rPr>
+          <w:rFonts w:ascii="Consolas" w:hAnsi="Consolas"/>
+          <w:sz w:val="18"/>
+          <w:highlight w:val="darkGray"/>
+        </w:rPr>
+        <w:t>={</w:t>
+      </w:r>
+      <w:proofErr w:type="gramEnd"/>
+      <w:r>
+        <w:rPr>
+          <w:rFonts w:ascii="Consolas" w:hAnsi="Consolas"/>
+          <w:sz w:val="18"/>
+          <w:highlight w:val="darkGray"/>
+        </w:rPr>
+        <w:t>"</w:t>
+      </w:r>
+      <w:proofErr w:type="spellStart"/>
+      <w:r>
+        <w:rPr>
+          <w:rFonts w:ascii="Consolas" w:hAnsi="Consolas"/>
+          <w:sz w:val="18"/>
+          <w:highlight w:val="darkGray"/>
+        </w:rPr>
+        <w:t>api_key</w:t>
+      </w:r>
+      <w:proofErr w:type="spellEnd"/>
+      <w:r>
+        <w:rPr>
+          <w:rFonts w:ascii="Consolas" w:hAnsi="Consolas"/>
+          <w:sz w:val="18"/>
+          <w:highlight w:val="darkGray"/>
+        </w:rPr>
+        <w:t xml:space="preserve">": API_KEY, "field1": </w:t>
+      </w:r>
+      <w:proofErr w:type="spellStart"/>
+      <w:proofErr w:type="gramStart"/>
+      <w:r>
+        <w:rPr>
+          <w:rFonts w:ascii="Consolas" w:hAnsi="Consolas"/>
+          <w:sz w:val="18"/>
+          <w:highlight w:val="darkGray"/>
+        </w:rPr>
+        <w:t>temperatura</w:t>
+      </w:r>
+      <w:proofErr w:type="spellEnd"/>
+      <w:r>
+        <w:rPr>
+          <w:rFonts w:ascii="Consolas" w:hAnsi="Consolas"/>
+          <w:sz w:val="18"/>
+          <w:highlight w:val="darkGray"/>
+        </w:rPr>
+        <w:t>},</w:t>
+      </w:r>
+      <w:proofErr w:type="gramEnd"/>
     </w:p>
     <w:p>
       <w:pPr>
@@ -473,6 +825,7 @@
         </w:rPr>
         <w:t xml:space="preserve">            </w:t>
       </w:r>
+      <w:proofErr w:type="spellStart"/>
       <w:r>
         <w:rPr>
           <w:rFonts w:ascii="Consolas" w:hAnsi="Consolas"/>
@@ -480,7 +833,17 @@
           <w:highlight w:val="darkGray"/>
           <w:lang w:val="pl-PL"/>
         </w:rPr>
-        <w:t>timeout=10</w:t>
+        <w:t>timeout</w:t>
+      </w:r>
+      <w:proofErr w:type="spellEnd"/>
+      <w:r>
+        <w:rPr>
+          <w:rFonts w:ascii="Consolas" w:hAnsi="Consolas"/>
+          <w:sz w:val="18"/>
+          <w:highlight w:val="darkGray"/>
+          <w:lang w:val="pl-PL"/>
+        </w:rPr>
+        <w:t>=10</w:t>
       </w:r>
     </w:p>
     <w:p>
@@ -519,13 +882,51 @@
         </w:rPr>
         <w:t xml:space="preserve">        </w:t>
       </w:r>
+      <w:proofErr w:type="spellStart"/>
+      <w:proofErr w:type="gramStart"/>
       <w:r>
         <w:rPr>
           <w:rFonts w:ascii="Consolas" w:hAnsi="Consolas"/>
           <w:sz w:val="18"/>
           <w:highlight w:val="darkGray"/>
         </w:rPr>
-        <w:t>odpowiedz.raise_for_status()</w:t>
+        <w:t>odpowiedz.raise</w:t>
+      </w:r>
+      <w:proofErr w:type="gramEnd"/>
+      <w:r>
+        <w:rPr>
+          <w:rFonts w:ascii="Consolas" w:hAnsi="Consolas"/>
+          <w:sz w:val="18"/>
+          <w:highlight w:val="darkGray"/>
+        </w:rPr>
+        <w:t>_for_</w:t>
+      </w:r>
+      <w:proofErr w:type="gramStart"/>
+      <w:r>
+        <w:rPr>
+          <w:rFonts w:ascii="Consolas" w:hAnsi="Consolas"/>
+          <w:sz w:val="18"/>
+          <w:highlight w:val="darkGray"/>
+        </w:rPr>
+        <w:t>status</w:t>
+      </w:r>
+      <w:proofErr w:type="spellEnd"/>
+      <w:r>
+        <w:rPr>
+          <w:rFonts w:ascii="Consolas" w:hAnsi="Consolas"/>
+          <w:sz w:val="18"/>
+          <w:highlight w:val="darkGray"/>
+        </w:rPr>
+        <w:t>(</w:t>
+      </w:r>
+      <w:proofErr w:type="gramEnd"/>
+      <w:r>
+        <w:rPr>
+          <w:rFonts w:ascii="Consolas" w:hAnsi="Consolas"/>
+          <w:sz w:val="18"/>
+          <w:highlight w:val="darkGray"/>
+        </w:rPr>
+        <w:t>)</w:t>
       </w:r>
     </w:p>
     <w:p>
@@ -542,7 +943,45 @@
           <w:sz w:val="18"/>
           <w:highlight w:val="darkGray"/>
         </w:rPr>
-        <w:t>    except requests.RequestException as blad:</w:t>
+        <w:t xml:space="preserve">    except </w:t>
+      </w:r>
+      <w:proofErr w:type="spellStart"/>
+      <w:proofErr w:type="gramStart"/>
+      <w:r>
+        <w:rPr>
+          <w:rFonts w:ascii="Consolas" w:hAnsi="Consolas"/>
+          <w:sz w:val="18"/>
+          <w:highlight w:val="darkGray"/>
+        </w:rPr>
+        <w:t>requests.RequestException</w:t>
+      </w:r>
+      <w:proofErr w:type="spellEnd"/>
+      <w:proofErr w:type="gramEnd"/>
+      <w:r>
+        <w:rPr>
+          <w:rFonts w:ascii="Consolas" w:hAnsi="Consolas"/>
+          <w:sz w:val="18"/>
+          <w:highlight w:val="darkGray"/>
+        </w:rPr>
+        <w:t xml:space="preserve"> as </w:t>
+      </w:r>
+      <w:proofErr w:type="spellStart"/>
+      <w:r>
+        <w:rPr>
+          <w:rFonts w:ascii="Consolas" w:hAnsi="Consolas"/>
+          <w:sz w:val="18"/>
+          <w:highlight w:val="darkGray"/>
+        </w:rPr>
+        <w:t>blad</w:t>
+      </w:r>
+      <w:proofErr w:type="spellEnd"/>
+      <w:r>
+        <w:rPr>
+          <w:rFonts w:ascii="Consolas" w:hAnsi="Consolas"/>
+          <w:sz w:val="18"/>
+          <w:highlight w:val="darkGray"/>
+        </w:rPr>
+        <w:t>:</w:t>
       </w:r>
     </w:p>
     <w:p>
@@ -562,6 +1001,8 @@
         </w:rPr>
         <w:t xml:space="preserve">        </w:t>
       </w:r>
+      <w:proofErr w:type="spellStart"/>
+      <w:proofErr w:type="gramStart"/>
       <w:r>
         <w:rPr>
           <w:rFonts w:ascii="Consolas" w:hAnsi="Consolas"/>
@@ -569,7 +1010,47 @@
           <w:highlight w:val="darkGray"/>
           <w:lang w:val="pl-PL"/>
         </w:rPr>
-        <w:t>print("Błąd wysyłania:", blad)</w:t>
+        <w:t>print</w:t>
+      </w:r>
+      <w:proofErr w:type="spellEnd"/>
+      <w:r>
+        <w:rPr>
+          <w:rFonts w:ascii="Consolas" w:hAnsi="Consolas"/>
+          <w:sz w:val="18"/>
+          <w:highlight w:val="darkGray"/>
+          <w:lang w:val="pl-PL"/>
+        </w:rPr>
+        <w:t>(</w:t>
+      </w:r>
+      <w:proofErr w:type="gramEnd"/>
+      <w:r>
+        <w:rPr>
+          <w:rFonts w:ascii="Consolas" w:hAnsi="Consolas"/>
+          <w:sz w:val="18"/>
+          <w:highlight w:val="darkGray"/>
+          <w:lang w:val="pl-PL"/>
+        </w:rPr>
+        <w:t xml:space="preserve">"Błąd wysyłania:", </w:t>
+      </w:r>
+      <w:proofErr w:type="spellStart"/>
+      <w:r>
+        <w:rPr>
+          <w:rFonts w:ascii="Consolas" w:hAnsi="Consolas"/>
+          <w:sz w:val="18"/>
+          <w:highlight w:val="darkGray"/>
+          <w:lang w:val="pl-PL"/>
+        </w:rPr>
+        <w:t>blad</w:t>
+      </w:r>
+      <w:proofErr w:type="spellEnd"/>
+      <w:r>
+        <w:rPr>
+          <w:rFonts w:ascii="Consolas" w:hAnsi="Consolas"/>
+          <w:sz w:val="18"/>
+          <w:highlight w:val="darkGray"/>
+          <w:lang w:val="pl-PL"/>
+        </w:rPr>
+        <w:t>)</w:t>
       </w:r>
     </w:p>
     <w:p>
@@ -577,16 +1058,6 @@
         <w:rPr>
           <w:rFonts w:ascii="Consolas" w:hAnsi="Consolas"/>
           <w:sz w:val="18"/>
-          <w:highlight w:val="darkGray"/>
-          <w:lang w:val="pl-PL"/>
-        </w:rPr>
-      </w:pPr>
-    </w:p>
-    <w:p>
-      <w:pPr>
-        <w:rPr>
-          <w:rFonts w:ascii="Consolas" w:hAnsi="Consolas"/>
-          <w:sz w:val="18"/>
           <w:lang w:val="pl-PL"/>
         </w:rPr>
       </w:pPr>
@@ -597,20 +1068,29 @@
           <w:highlight w:val="darkGray"/>
           <w:lang w:val="pl-PL"/>
         </w:rPr>
-        <w:t>    time.sleep(20)</w:t>
+        <w:t xml:space="preserve">    </w:t>
       </w:r>
-    </w:p>
-    <w:p>
-      <w:pPr>
-        <w:rPr>
+      <w:proofErr w:type="spellStart"/>
+      <w:proofErr w:type="gramStart"/>
+      <w:r>
+        <w:rPr>
+          <w:rFonts w:ascii="Consolas" w:hAnsi="Consolas"/>
+          <w:sz w:val="18"/>
+          <w:highlight w:val="darkGray"/>
           <w:lang w:val="pl-PL"/>
         </w:rPr>
-      </w:pPr>
+        <w:t>time.sleep</w:t>
+      </w:r>
+      <w:proofErr w:type="spellEnd"/>
+      <w:proofErr w:type="gramEnd"/>
       <w:r>
         <w:rPr>
+          <w:rFonts w:ascii="Consolas" w:hAnsi="Consolas"/>
+          <w:sz w:val="18"/>
+          <w:highlight w:val="darkGray"/>
           <w:lang w:val="pl-PL"/>
         </w:rPr>
-        <w:t>Pełny program w pliku zadanie1.py dodatkowo obsługuje błędy połączenia. Parametr timeout=10 ogranicza czas oczekiwania podczas komunikacji z serwerem.</w:t>
+        <w:t>(20)</w:t>
       </w:r>
     </w:p>
     <w:p>
@@ -638,7 +1118,7 @@
           <w:lang w:val="pl-PL"/>
         </w:rPr>
         <w:lastRenderedPageBreak/>
-        <w:t>Wizualizacja danych i działanie alertu</w:t>
+        <w:t>Wizualizacja danych</w:t>
       </w:r>
     </w:p>
     <w:p>
@@ -646,10 +1126,7 @@
         <w:rPr>
           <w:lang w:val="pl-PL"/>
         </w:rPr>
-        <w:t xml:space="preserve">Wykres przedstawia zmiany symulowanej temperatury w czasie. Alert lokalny pojawia się dla wartości 29°C i 30°C, ponieważ warunek ma postać temperatura &gt; 28. </w:t>
-      </w:r>
-      <w:r>
-        <w:t>Pomiary są nadal przesyłane do ThingSpeak.</w:t>
+        <w:t xml:space="preserve">Wykres przedstawia zmiany symulowanej temperatury w czasie. Alert pojawia się dla wartości 29°C i 30°C, ponieważ warunek ma postać temperatura &gt; 28. </w:t>
       </w:r>
     </w:p>
     <w:p>
@@ -737,12 +1214,42 @@
         </w:rPr>
         <w:t xml:space="preserve">. </w:t>
       </w:r>
+      <w:proofErr w:type="spellStart"/>
       <w:r>
         <w:rPr>
           <w:b/>
         </w:rPr>
-        <w:t>Komunikat alertu w terminalu</w:t>
+        <w:t>Komunikat</w:t>
       </w:r>
+      <w:proofErr w:type="spellEnd"/>
+      <w:r>
+        <w:rPr>
+          <w:b/>
+        </w:rPr>
+        <w:t xml:space="preserve"> </w:t>
+      </w:r>
+      <w:proofErr w:type="spellStart"/>
+      <w:r>
+        <w:rPr>
+          <w:b/>
+        </w:rPr>
+        <w:t>alertu</w:t>
+      </w:r>
+      <w:proofErr w:type="spellEnd"/>
+      <w:r>
+        <w:rPr>
+          <w:b/>
+        </w:rPr>
+        <w:t xml:space="preserve"> w </w:t>
+      </w:r>
+      <w:proofErr w:type="spellStart"/>
+      <w:r>
+        <w:rPr>
+          <w:b/>
+        </w:rPr>
+        <w:t>terminalu</w:t>
+      </w:r>
+      <w:proofErr w:type="spellEnd"/>
     </w:p>
     <w:p>
       <w:pPr>
@@ -788,31 +1295,6 @@
             </a:graphic>
           </wp:inline>
         </w:drawing>
-      </w:r>
-    </w:p>
-    <w:p>
-      <w:pPr>
-        <w:pStyle w:val="Nagwek1"/>
-        <w:rPr>
-          <w:lang w:val="pl-PL"/>
-        </w:rPr>
-      </w:pPr>
-      <w:r>
-        <w:rPr>
-          <w:lang w:val="pl-PL"/>
-        </w:rPr>
-        <w:t>Wnioski</w:t>
-      </w:r>
-    </w:p>
-    <w:p>
-      <w:r>
-        <w:rPr>
-          <w:lang w:val="pl-PL"/>
-        </w:rPr>
-        <w:t xml:space="preserve">Rozwiązanie pokazuje przepływ danych od wirtualnego czujnika do chmury. ThingSpeak umożliwia obserwację temperatury na wykresie, a prosty warunek w Pythonie sygnalizuje przekroczenie ustalonego progu. </w:t>
-      </w:r>
-      <w:r>
-        <w:t>Do realizacji systemu nie jest potrzebny fizyczny czujnik.</w:t>
       </w:r>
     </w:p>
     <w:sectPr>
